--- a/projects/29_sees_your_last_day/네 마지막 날이 보이는 남자_회차 트리트먼트_1-50화.docx
+++ b/projects/29_sees_your_last_day/네 마지막 날이 보이는 남자_회차 트리트먼트_1-50화.docx
@@ -25,7 +25,7 @@
           <w:b w:val="0"/>
           <w:sz w:val="18"/>
         </w:rPr>
-        <w:t>회차 트리트먼트 1~50화 (무료 1~8화 상세 · 유료 9~50화 회차별) · 한중 병기</w:t>
+        <w:t>paid vertical drama · AIGC 실사 9:16 · 총 50화 · 회차 트리트먼트 1~50화 (무료 1~8화 상세 · 유료 9~50화) · 한중 병기</w:t>
       </w:r>
     </w:p>
     <w:p>
@@ -2625,7 +2625,7 @@
           <w:b w:val="0"/>
           <w:sz w:val="20"/>
         </w:rPr>
-        <w:t>되찾은 회사를 축하하는 자리에서 레이첼은 잭에게 선물이 너무 마음에 들어 다시 결혼해도 되겠다고 말하고, 잭이 이번엔 진짜로 하자고 하자 데이트부터 하자며 오토바이에 태울 거냐고 웃는다. 그때 딘 타이슨이 들어와 백억 달러를 가진 LA에서 제일 부자인 사람이라며, 조직까지 자네에게 넘길 생각인데 어떠냐고 묻는다. 잭은 영광이라고 답한 뒤 잠시 자리를 비우고 화장실로 걸어간다. 거울에 자기 얼굴과 함께 처음 보는 숫자가 떠 있다. [잭 리드 / 남은 수명: 0] 잭은 세면대를 붙잡고 거울 쪽으로 얼굴을 들이민다. 「말도 안 돼.」</w:t>
+        <w:t>되찾은 회사를 축하하는 자리에서 레이첼은 잭에게 선물이 너무 마음에 들어 다시 결혼해도 되겠다고 말하고, 잭이 이번엔 진짜로 하자고 하자 데이트부터 하자며 오토바이에 태울 거냐고 웃는다. 그때 딘 타이슨이 들어와 백억 달러를 가진 LA에서 제일 부자인 사람이라며, 조직까지 자네에게 넘길 생각인데 어떠냐고 묻는다. 잭은 영광이라고 답한다. 잔을 부딪치려고 돌아선 잭의 눈에, 처음 만난 날 [레이첼 카터 / 남은 수명: 80년]이던 숫자가 [레이첼 카터 / 남은 수명: 6일]로 바뀌어 있다. 스물세 살에 죽는다던 그 예언이 아직 안 끝난 것이다. 잭은 잔을 내려놓는다. 「엿새. 그 안에 막는다.」</w:t>
       </w:r>
     </w:p>
     <w:p>
@@ -2651,7 +2651,7 @@
           <w:b w:val="0"/>
           <w:sz w:val="20"/>
         </w:rPr>
-        <w:t>庆祝公司拿回来的场合上，蕾切尔对杰克说这份礼物她太喜欢了，喜欢到可以再结一次婚，杰克说那这次来真的，蕾切尔就笑说先从约会开始吧，你要用摩托车载我吗。这时迪恩·泰森走进来，说他是手握100亿美元、洛杉矶最有钱的人，还问他有意把组织也交给他，他觉得怎么样。杰克答是他的荣幸，然后离席，走去洗手间。镜子里，自己的脸旁边浮着一个从没见过的数字。[杰克·里德 / 剩余寿命: 0] 杰克抓住洗手台，把脸凑向镜子。"不可能。"</w:t>
+        <w:t>庆祝公司拿回来的场合上，蕾切尔对杰克说这份礼物她太喜欢了，喜欢到可以再结一次婚，杰克说这次就来真的，她却笑着说先约会吧，你还打算让我坐摩托车吗。这时迪恩·泰森走进来，说他是手握100亿美元、洛杉矶最有钱的人，连组织都打算交给杰克，杰克答说荣幸之至。转身要碰杯的时候，杰克眼里，第一次见面那天还是[蕾切尔·卡特 / 剩余寿命: 80年]的那个数字，已经变成了[蕾切尔·卡特 / 剩余寿命: 6天]。二十三岁会死的那个预言，还没有结束。杰克放下酒杯。"六天。我在那之前挡下来。"</w:t>
       </w:r>
     </w:p>
     <w:sectPr>
